--- a/public/files/Training-Agreement-and-Waiver.docx
+++ b/public/files/Training-Agreement-and-Waiver.docx
@@ -134,9 +134,8 @@
         <w:rPr>
           <w:rFonts w:ascii="Times New Roman" w:eastAsia="Times New Roman" w:hAnsi="Times New Roman" w:cs="Times New Roman"/>
           <w:b/>
-          <w:highlight w:val="yellow"/>
-        </w:rPr>
-        <w:t xml:space="preserve">                            </w:t>
+        </w:rPr>
+        <w:t xml:space="preserve">Information Technology</w:t>
       </w:r>
       <w:r>
         <w:rPr>
@@ -407,7 +406,7 @@
         <w:rPr>
           <w:rFonts w:ascii="Times New Roman" w:eastAsia="Times New Roman" w:hAnsi="Times New Roman" w:cs="Times New Roman"/>
         </w:rPr>
-        <w:t>5</w:t>
+        <w:t xml:space="preserve">_</w:t>
       </w:r>
       <w:r>
         <w:rPr>
